--- a/examples/example_research_showcase.docx
+++ b/examples/example_research_showcase.docx
@@ -2080,6 +2080,339 @@
           <w:i/>
         </w:rPr>
         <w:t>Institution of Example Engineers</w:t>
+      </w:r>
+    </w:p>
+    <w:p>
+      <w:pPr>
+        <w:spacing w:before="0" w:after="0" w:lineRule="exact" w:line="100"/>
+      </w:pPr>
+      <w:r>
+        <w:rPr>
+          <w:sz w:val="2"/>
+        </w:rPr>
+      </w:r>
+    </w:p>
+    <w:p>
+      <w:pPr>
+        <w:pStyle w:val="Heading1"/>
+        <w:pBdr>
+          <w:bottom w:val="single" w:sz="5" w:space="2" w:color="1F3A68"/>
+        </w:pBdr>
+      </w:pPr>
+      <w:r>
+        <w:rPr>
+          <w:smallCaps/>
+        </w:rPr>
+        <w:t>Certifications &amp; Licences</w:t>
+      </w:r>
+    </w:p>
+    <w:p>
+      <w:pPr>
+        <w:pStyle w:val="Heading2"/>
+        <w:tabs>
+          <w:tab w:pos="9968" w:val="right"/>
+        </w:tabs>
+      </w:pPr>
+      <w:r>
+        <w:rPr>
+          <w:b/>
+        </w:rPr>
+        <w:t>Deep Learning for Edge Devices</w:t>
+      </w:r>
+      <w:r>
+        <w:tab/>
+      </w:r>
+      <w:r>
+        <w:t>Mar 2022</w:t>
+      </w:r>
+    </w:p>
+    <w:p>
+      <w:pPr>
+        <w:pStyle w:val="RISEntrySub"/>
+      </w:pPr>
+      <w:r>
+        <w:rPr>
+          <w:i/>
+        </w:rPr>
+        <w:t>Example Academy of Applied Computing</w:t>
+      </w:r>
+    </w:p>
+    <w:p>
+      <w:pPr>
+        <w:pStyle w:val="RISBody"/>
+      </w:pPr>
+      <w:r>
+        <w:t>Used the model-compression techniques to deploy the drone super-resolution model on Jetson modules.</w:t>
+      </w:r>
+    </w:p>
+    <w:p>
+      <w:pPr>
+        <w:pStyle w:val="RISMeta"/>
+      </w:pPr>
+      <w:r>
+        <w:rPr>
+          <w:b/>
+        </w:rPr>
+        <w:t xml:space="preserve">Duration: </w:t>
+      </w:r>
+      <w:r>
+        <w:t>40 hours</w:t>
+      </w:r>
+    </w:p>
+    <w:p>
+      <w:pPr>
+        <w:pStyle w:val="RISMeta"/>
+      </w:pPr>
+      <w:r>
+        <w:rPr>
+          <w:b/>
+        </w:rPr>
+        <w:t xml:space="preserve">Credential: </w:t>
+      </w:r>
+      <w:r>
+        <w:t>EAAC-DL-0042</w:t>
+      </w:r>
+    </w:p>
+    <w:p>
+      <w:pPr>
+        <w:pStyle w:val="RISMeta"/>
+      </w:pPr>
+      <w:r>
+        <w:rPr>
+          <w:b/>
+        </w:rPr>
+        <w:t xml:space="preserve">Valid until: </w:t>
+      </w:r>
+      <w:r>
+        <w:t>Mar 2029</w:t>
+      </w:r>
+    </w:p>
+    <w:p>
+      <w:pPr>
+        <w:pStyle w:val="RISMeta"/>
+      </w:pPr>
+      <w:r>
+        <w:rPr>
+          <w:b/>
+        </w:rPr>
+        <w:t xml:space="preserve">Mode: </w:t>
+      </w:r>
+      <w:r>
+        <w:t>Online</w:t>
+      </w:r>
+    </w:p>
+    <w:p>
+      <w:pPr>
+        <w:pStyle w:val="RISMeta"/>
+      </w:pPr>
+      <w:r>
+        <w:rPr>
+          <w:b/>
+        </w:rPr>
+        <w:t xml:space="preserve">Skills: </w:t>
+      </w:r>
+      <w:r>
+        <w:t>Deep learning, Edge AI, TensorRT</w:t>
+      </w:r>
+    </w:p>
+    <w:p>
+      <w:pPr>
+        <w:spacing w:before="0" w:after="0" w:lineRule="exact" w:line="100"/>
+      </w:pPr>
+      <w:r>
+        <w:rPr>
+          <w:sz w:val="2"/>
+        </w:rPr>
+      </w:r>
+    </w:p>
+    <w:p>
+      <w:pPr>
+        <w:pStyle w:val="Heading2"/>
+        <w:tabs>
+          <w:tab w:pos="9968" w:val="right"/>
+        </w:tabs>
+      </w:pPr>
+      <w:r>
+        <w:rPr>
+          <w:b/>
+        </w:rPr>
+        <w:t>Academic English proficiency test</w:t>
+      </w:r>
+      <w:r>
+        <w:rPr>
+          <w:i/>
+          <w:color w:val="4E566B"/>
+        </w:rPr>
+        <w:t xml:space="preserve"> (Expired)</w:t>
+      </w:r>
+      <w:r>
+        <w:tab/>
+      </w:r>
+      <w:r>
+        <w:t>May 2016</w:t>
+      </w:r>
+    </w:p>
+    <w:p>
+      <w:pPr>
+        <w:pStyle w:val="RISEntrySub"/>
+      </w:pPr>
+      <w:r>
+        <w:rPr>
+          <w:i/>
+        </w:rPr>
+        <w:t>Example Language Testing Board</w:t>
+      </w:r>
+    </w:p>
+    <w:p>
+      <w:pPr>
+        <w:pStyle w:val="RISMeta"/>
+      </w:pPr>
+      <w:r>
+        <w:rPr>
+          <w:b/>
+        </w:rPr>
+        <w:t xml:space="preserve">Result: </w:t>
+      </w:r>
+      <w:r>
+        <w:t>Overall band 8.0</w:t>
+      </w:r>
+    </w:p>
+    <w:p>
+      <w:pPr>
+        <w:pStyle w:val="RISMeta"/>
+      </w:pPr>
+      <w:r>
+        <w:rPr>
+          <w:b/>
+        </w:rPr>
+        <w:t xml:space="preserve">Expired: </w:t>
+      </w:r>
+      <w:r>
+        <w:t>May 2018</w:t>
+      </w:r>
+    </w:p>
+    <w:p>
+      <w:pPr>
+        <w:spacing w:before="0" w:after="0" w:lineRule="exact" w:line="100"/>
+      </w:pPr>
+      <w:r>
+        <w:rPr>
+          <w:sz w:val="2"/>
+        </w:rPr>
+      </w:r>
+    </w:p>
+    <w:p>
+      <w:pPr>
+        <w:pStyle w:val="Heading1"/>
+        <w:pBdr>
+          <w:bottom w:val="single" w:sz="5" w:space="2" w:color="1F3A68"/>
+        </w:pBdr>
+      </w:pPr>
+      <w:r>
+        <w:rPr>
+          <w:smallCaps/>
+        </w:rPr>
+        <w:t>Workshops, Seminars &amp; Conferences Attended</w:t>
+      </w:r>
+    </w:p>
+    <w:p>
+      <w:pPr>
+        <w:pStyle w:val="Heading2"/>
+        <w:tabs>
+          <w:tab w:pos="9968" w:val="right"/>
+        </w:tabs>
+      </w:pPr>
+      <w:r>
+        <w:rPr>
+          <w:b/>
+        </w:rPr>
+        <w:t>Workshop on Efficient Deep Learning for Embedded Vision</w:t>
+      </w:r>
+      <w:r>
+        <w:tab/>
+      </w:r>
+      <w:r>
+        <w:t>Dec 2023</w:t>
+      </w:r>
+    </w:p>
+    <w:p>
+      <w:pPr>
+        <w:pStyle w:val="RISEntrySub"/>
+      </w:pPr>
+      <w:r>
+        <w:rPr>
+          <w:i/>
+        </w:rPr>
+        <w:t>Example Conference on Instrumentation (ECI 2023)</w:t>
+      </w:r>
+    </w:p>
+    <w:p>
+      <w:pPr>
+        <w:pStyle w:val="RISMeta"/>
+      </w:pPr>
+      <w:r>
+        <w:rPr>
+          <w:b/>
+        </w:rPr>
+        <w:t xml:space="preserve">Duration: </w:t>
+      </w:r>
+      <w:r>
+        <w:t>2 days</w:t>
+      </w:r>
+    </w:p>
+    <w:p>
+      <w:pPr>
+        <w:spacing w:before="0" w:after="0" w:lineRule="exact" w:line="100"/>
+      </w:pPr>
+      <w:r>
+        <w:rPr>
+          <w:sz w:val="2"/>
+        </w:rPr>
+      </w:r>
+    </w:p>
+    <w:p>
+      <w:pPr>
+        <w:pStyle w:val="Heading2"/>
+        <w:tabs>
+          <w:tab w:pos="9968" w:val="right"/>
+        </w:tabs>
+      </w:pPr>
+      <w:r>
+        <w:rPr>
+          <w:b/>
+        </w:rPr>
+        <w:t>National Seminar on Upper-Air Observing Systems</w:t>
+      </w:r>
+      <w:r>
+        <w:tab/>
+      </w:r>
+      <w:r>
+        <w:t>Aug 2021</w:t>
+      </w:r>
+    </w:p>
+    <w:p>
+      <w:pPr>
+        <w:pStyle w:val="RISEntrySub"/>
+      </w:pPr>
+      <w:r>
+        <w:rPr>
+          <w:i/>
+        </w:rPr>
+        <w:t>Example Society of Atmospheric Instrumentation</w:t>
+      </w:r>
+    </w:p>
+    <w:p>
+      <w:pPr>
+        <w:pStyle w:val="RISMeta"/>
+      </w:pPr>
+      <w:r>
+        <w:rPr>
+          <w:b/>
+        </w:rPr>
+        <w:t xml:space="preserve">Duration: </w:t>
+      </w:r>
+      <w:r>
+        <w:t>1 day</w:t>
       </w:r>
     </w:p>
     <w:p>

--- a/examples/example_research_showcase.docx
+++ b/examples/example_research_showcase.docx
@@ -777,530 +777,6 @@
         <w:rPr>
           <w:smallCaps/>
         </w:rPr>
-        <w:t>Research Grants &amp; Funding</w:t>
-      </w:r>
-    </w:p>
-    <w:p>
-      <w:pPr>
-        <w:pStyle w:val="Heading2"/>
-        <w:tabs>
-          <w:tab w:pos="9968" w:val="right"/>
-        </w:tabs>
-      </w:pPr>
-      <w:r>
-        <w:rPr>
-          <w:b/>
-        </w:rPr>
-        <w:t>Seed grant: edge-AI enhancement of aerial imagery</w:t>
-      </w:r>
-      <w:r>
-        <w:rPr>
-          <w:i/>
-          <w:color w:val="4E566B"/>
-        </w:rPr>
-        <w:t xml:space="preserve"> (Completed)</w:t>
-      </w:r>
-      <w:r>
-        <w:tab/>
-      </w:r>
-      <w:r>
-        <w:t>Apr 2023 – Mar 2025</w:t>
-      </w:r>
-    </w:p>
-    <w:p>
-      <w:pPr>
-        <w:pStyle w:val="RISEntrySub"/>
-      </w:pPr>
-      <w:r>
-        <w:rPr>
-          <w:i/>
-        </w:rPr>
-        <w:t>Principal investigator, Example Science Foundation (fictional)</w:t>
-      </w:r>
-    </w:p>
-    <w:p>
-      <w:pPr>
-        <w:pStyle w:val="RISBody"/>
-      </w:pPr>
-      <w:r>
-        <w:t>Two-year seed project on lightweight super-resolution networks for embedded GPUs.</w:t>
-      </w:r>
-    </w:p>
-    <w:p>
-      <w:pPr>
-        <w:pStyle w:val="RISMeta"/>
-      </w:pPr>
-      <w:r>
-        <w:rPr>
-          <w:b/>
-        </w:rPr>
-        <w:t xml:space="preserve">Reference: </w:t>
-      </w:r>
-      <w:r>
-        <w:t>ESF/SEED/2023/017</w:t>
-      </w:r>
-    </w:p>
-    <w:p>
-      <w:pPr>
-        <w:spacing w:before="0" w:after="0" w:lineRule="exact" w:line="100"/>
-      </w:pPr>
-      <w:r>
-        <w:rPr>
-          <w:sz w:val="2"/>
-        </w:rPr>
-      </w:r>
-    </w:p>
-    <w:p>
-      <w:pPr>
-        <w:pStyle w:val="Heading1"/>
-        <w:pBdr>
-          <w:bottom w:val="single" w:sz="5" w:space="2" w:color="1F3A68"/>
-        </w:pBdr>
-      </w:pPr>
-      <w:r>
-        <w:rPr>
-          <w:smallCaps/>
-        </w:rPr>
-        <w:t>Talks &amp; Presentations</w:t>
-      </w:r>
-    </w:p>
-    <w:p>
-      <w:pPr>
-        <w:pStyle w:val="Heading2"/>
-        <w:tabs>
-          <w:tab w:pos="9968" w:val="right"/>
-        </w:tabs>
-      </w:pPr>
-      <w:r>
-        <w:rPr>
-          <w:b/>
-        </w:rPr>
-        <w:t>Invited talk: Edge AI for atmospheric observation</w:t>
-      </w:r>
-      <w:r>
-        <w:tab/>
-      </w:r>
-      <w:r>
-        <w:t>2024</w:t>
-      </w:r>
-    </w:p>
-    <w:p>
-      <w:pPr>
-        <w:pStyle w:val="RISEntrySub"/>
-      </w:pPr>
-      <w:r>
-        <w:rPr>
-          <w:i/>
-        </w:rPr>
-        <w:t>Example Symposium on Applied AI</w:t>
-      </w:r>
-    </w:p>
-    <w:p>
-      <w:pPr>
-        <w:spacing w:before="0" w:after="0" w:lineRule="exact" w:line="100"/>
-      </w:pPr>
-      <w:r>
-        <w:rPr>
-          <w:sz w:val="2"/>
-        </w:rPr>
-      </w:r>
-    </w:p>
-    <w:p>
-      <w:pPr>
-        <w:pStyle w:val="Heading1"/>
-        <w:pBdr>
-          <w:bottom w:val="single" w:sz="5" w:space="2" w:color="1F3A68"/>
-        </w:pBdr>
-      </w:pPr>
-      <w:r>
-        <w:rPr>
-          <w:smallCaps/>
-        </w:rPr>
-        <w:t>Appointments</w:t>
-      </w:r>
-    </w:p>
-    <w:p>
-      <w:pPr>
-        <w:pStyle w:val="Heading2"/>
-        <w:tabs>
-          <w:tab w:pos="9968" w:val="right"/>
-        </w:tabs>
-      </w:pPr>
-      <w:r>
-        <w:rPr>
-          <w:b/>
-        </w:rPr>
-        <w:t>Scientist E</w:t>
-      </w:r>
-      <w:r>
-        <w:tab/>
-      </w:r>
-      <w:r>
-        <w:t>Jul 2016 – Present</w:t>
-      </w:r>
-    </w:p>
-    <w:p>
-      <w:pPr>
-        <w:pStyle w:val="RISEntrySub"/>
-      </w:pPr>
-      <w:r>
-        <w:rPr>
-          <w:i/>
-        </w:rPr>
-        <w:t>Upper Air Instrumentation Division, Kestrel Atmospheric Instrumentation Laboratory, New Delhi</w:t>
-      </w:r>
-    </w:p>
-    <w:p>
-      <w:pPr>
-        <w:pStyle w:val="RISBody"/>
-      </w:pPr>
-      <w:r>
-        <w:t>Responsible for upper-air observation instruments, the division workshop and the laboratory's IoT and AI/ML activities.</w:t>
-      </w:r>
-    </w:p>
-    <w:p>
-      <w:pPr>
-        <w:pStyle w:val="RISBullet"/>
-        <w:numPr>
-          <w:ilvl w:val="0"/>
-          <w:numId w:val="90"/>
-        </w:numPr>
-        <w:ind w:left="255" w:hanging="255"/>
-      </w:pPr>
-      <w:r>
-        <w:t>Lead a four-member AI/ML group developing lightweight super-resolution and detection models for UAV imagery, deployed on NVIDIA Jetson devices with TensorRT.</w:t>
-      </w:r>
-    </w:p>
-    <w:p>
-      <w:pPr>
-        <w:pStyle w:val="RISBullet"/>
-        <w:numPr>
-          <w:ilvl w:val="0"/>
-          <w:numId w:val="90"/>
-        </w:numPr>
-        <w:ind w:left="255" w:hanging="255"/>
-      </w:pPr>
-      <w:r>
-        <w:t>Led acceptance testing and commissioning of radiosonde ground-receiving systems at three observing stations, writing the test protocol and the defect-tracking procedure.</w:t>
-      </w:r>
-    </w:p>
-    <w:p>
-      <w:pPr>
-        <w:pStyle w:val="RISBullet"/>
-        <w:numPr>
-          <w:ilvl w:val="0"/>
-          <w:numId w:val="90"/>
-        </w:numPr>
-        <w:ind w:left="255" w:hanging="255"/>
-      </w:pPr>
-      <w:r>
-        <w:t>Designed and deployed an IoT monitoring network for laboratory infrastructure (ESP32 sensor nodes, MQTT, Node-RED, InfluxDB and Grafana dashboards) covering temperature, humidity and power quality.</w:t>
-      </w:r>
-    </w:p>
-    <w:p>
-      <w:pPr>
-        <w:pStyle w:val="RISBullet"/>
-        <w:numPr>
-          <w:ilvl w:val="0"/>
-          <w:numId w:val="90"/>
-        </w:numPr>
-        <w:ind w:left="255" w:hanging="255"/>
-      </w:pPr>
-      <w:r>
-        <w:t>Prepared technical specifications and served on bid-evaluation committees for instrument procurement through the Government e-Marketplace in line with the General Financial Rules.</w:t>
-      </w:r>
-    </w:p>
-    <w:p>
-      <w:pPr>
-        <w:pStyle w:val="RISBullet"/>
-        <w:numPr>
-          <w:ilvl w:val="0"/>
-          <w:numId w:val="90"/>
-        </w:numPr>
-        <w:ind w:left="255" w:hanging="255"/>
-      </w:pPr>
-      <w:r>
-        <w:t>Authored standard operating procedures for pre-flight checks and calibration of upper-air instruments used across the division.</w:t>
-      </w:r>
-    </w:p>
-    <w:p>
-      <w:pPr>
-        <w:pStyle w:val="RISChildTitle"/>
-        <w:tabs>
-          <w:tab w:pos="9968" w:val="right"/>
-        </w:tabs>
-        <w:ind w:left="255"/>
-      </w:pPr>
-      <w:r>
-        <w:rPr>
-          <w:i/>
-          <w:color w:val="4E566B"/>
-        </w:rPr>
-        <w:t xml:space="preserve">Additional charge: </w:t>
-      </w:r>
-      <w:r>
-        <w:rPr>
-          <w:b/>
-        </w:rPr>
-        <w:t>Workshop In-charge</w:t>
-      </w:r>
-      <w:r>
-        <w:t>, Upper Air Division Workshop</w:t>
-      </w:r>
-      <w:r>
-        <w:tab/>
-      </w:r>
-      <w:r>
-        <w:t>Apr 2019 – Present</w:t>
-      </w:r>
-    </w:p>
-    <w:p>
-      <w:pPr>
-        <w:pStyle w:val="RISBody"/>
-        <w:ind w:left="255"/>
-      </w:pPr>
-      <w:r>
-        <w:t>Additional charge of the division workshop supporting instrument repair, fabrication and calibration.</w:t>
-      </w:r>
-    </w:p>
-    <w:p>
-      <w:pPr>
-        <w:pStyle w:val="RISBullet"/>
-        <w:numPr>
-          <w:ilvl w:val="1"/>
-          <w:numId w:val="90"/>
-        </w:numPr>
-        <w:ind w:left="510" w:hanging="255"/>
-      </w:pPr>
-      <w:r>
-        <w:t>Supervise technicians and plan preventive maintenance for workshop test equipment.</w:t>
-      </w:r>
-    </w:p>
-    <w:p>
-      <w:pPr>
-        <w:pStyle w:val="RISBullet"/>
-        <w:numPr>
-          <w:ilvl w:val="1"/>
-          <w:numId w:val="90"/>
-        </w:numPr>
-        <w:ind w:left="510" w:hanging="255"/>
-      </w:pPr>
-      <w:r>
-        <w:t>Introduced a job-card and spares-inventory system for instrument repairs and calibration work.</w:t>
-      </w:r>
-    </w:p>
-    <w:p>
-      <w:pPr>
-        <w:pStyle w:val="RISChildTitle"/>
-        <w:tabs>
-          <w:tab w:pos="9968" w:val="right"/>
-        </w:tabs>
-        <w:ind w:left="255"/>
-      </w:pPr>
-      <w:r>
-        <w:rPr>
-          <w:i/>
-          <w:color w:val="4E566B"/>
-        </w:rPr>
-        <w:t xml:space="preserve">Nodal officer: </w:t>
-      </w:r>
-      <w:r>
-        <w:rPr>
-          <w:b/>
-        </w:rPr>
-        <w:t>Nodal Officer, IoT and AI/ML Initiatives</w:t>
-      </w:r>
-      <w:r>
-        <w:tab/>
-      </w:r>
-      <w:r>
-        <w:t>Jan 2021 – Present</w:t>
-      </w:r>
-    </w:p>
-    <w:p>
-      <w:pPr>
-        <w:spacing w:before="0" w:after="0" w:lineRule="exact" w:line="100"/>
-      </w:pPr>
-      <w:r>
-        <w:rPr>
-          <w:sz w:val="2"/>
-        </w:rPr>
-      </w:r>
-    </w:p>
-    <w:p>
-      <w:pPr>
-        <w:pStyle w:val="Heading2"/>
-        <w:tabs>
-          <w:tab w:pos="9968" w:val="right"/>
-        </w:tabs>
-      </w:pPr>
-      <w:r>
-        <w:rPr>
-          <w:b/>
-        </w:rPr>
-        <w:t>Senior Design Engineer</w:t>
-      </w:r>
-      <w:r>
-        <w:tab/>
-      </w:r>
-      <w:r>
-        <w:t>Jun 2004 – Jun 2016</w:t>
-      </w:r>
-    </w:p>
-    <w:p>
-      <w:pPr>
-        <w:pStyle w:val="RISEntrySub"/>
-      </w:pPr>
-      <w:r>
-        <w:rPr>
-          <w:i/>
-        </w:rPr>
-        <w:t>Avionics Integration Group, Halcyon Avionics Design Bureau, Bengaluru</w:t>
-      </w:r>
-    </w:p>
-    <w:p>
-      <w:pPr>
-        <w:pStyle w:val="RISBody"/>
-      </w:pPr>
-      <w:r>
-        <w:t>Integration and qualification testing of airborne electronics and UAV payloads.</w:t>
-      </w:r>
-    </w:p>
-    <w:p>
-      <w:pPr>
-        <w:pStyle w:val="RISBullet"/>
-        <w:numPr>
-          <w:ilvl w:val="0"/>
-          <w:numId w:val="90"/>
-        </w:numPr>
-        <w:ind w:left="255" w:hanging="255"/>
-      </w:pPr>
-      <w:r>
-        <w:t>Developed payload interface electronics for a fixed-wing UAV electro-optical sensor and supported its ground and flight trials.</w:t>
-      </w:r>
-    </w:p>
-    <w:p>
-      <w:pPr>
-        <w:pStyle w:val="RISBullet"/>
-        <w:numPr>
-          <w:ilvl w:val="0"/>
-          <w:numId w:val="90"/>
-        </w:numPr>
-        <w:ind w:left="255" w:hanging="255"/>
-      </w:pPr>
-      <w:r>
-        <w:t>Integrated mission-computer and display units on MIL-STD-1553 avionics buses and built the automated test rig used for bench validation.</w:t>
-      </w:r>
-    </w:p>
-    <w:p>
-      <w:pPr>
-        <w:pStyle w:val="RISBullet"/>
-        <w:numPr>
-          <w:ilvl w:val="0"/>
-          <w:numId w:val="90"/>
-        </w:numPr>
-        <w:ind w:left="255" w:hanging="255"/>
-      </w:pPr>
-      <w:r>
-        <w:t>Planned environmental qualification (MIL-STD-810 vibration, temperature and humidity) for line-replaceable units and documented the test results.</w:t>
-      </w:r>
-    </w:p>
-    <w:p>
-      <w:pPr>
-        <w:pStyle w:val="RISBullet"/>
-        <w:numPr>
-          <w:ilvl w:val="0"/>
-          <w:numId w:val="90"/>
-        </w:numPr>
-        <w:ind w:left="255" w:hanging="255"/>
-      </w:pPr>
-      <w:r>
-        <w:t>Mentored graduate engineer trainees on avionics bus protocols and test documentation.</w:t>
-      </w:r>
-    </w:p>
-    <w:p>
-      <w:pPr>
-        <w:spacing w:before="0" w:after="0" w:lineRule="exact" w:line="100"/>
-      </w:pPr>
-      <w:r>
-        <w:rPr>
-          <w:sz w:val="2"/>
-        </w:rPr>
-      </w:r>
-    </w:p>
-    <w:p>
-      <w:pPr>
-        <w:pStyle w:val="Heading2"/>
-        <w:tabs>
-          <w:tab w:pos="9968" w:val="right"/>
-        </w:tabs>
-      </w:pPr>
-      <w:r>
-        <w:rPr>
-          <w:b/>
-        </w:rPr>
-        <w:t>Graduate Engineer</w:t>
-      </w:r>
-      <w:r>
-        <w:tab/>
-      </w:r>
-      <w:r>
-        <w:t>Aug 2002 – May 2004</w:t>
-      </w:r>
-    </w:p>
-    <w:p>
-      <w:pPr>
-        <w:pStyle w:val="RISEntrySub"/>
-      </w:pPr>
-      <w:r>
-        <w:rPr>
-          <w:i/>
-        </w:rPr>
-        <w:t>Test Systems Group, Meridian Electronics Limited, Bengaluru</w:t>
-      </w:r>
-    </w:p>
-    <w:p>
-      <w:pPr>
-        <w:pStyle w:val="RISBody"/>
-      </w:pPr>
-      <w:r>
-        <w:t>Built automated test equipment for avionics line-replaceable units.</w:t>
-      </w:r>
-    </w:p>
-    <w:p>
-      <w:pPr>
-        <w:pStyle w:val="RISBullet"/>
-        <w:numPr>
-          <w:ilvl w:val="0"/>
-          <w:numId w:val="90"/>
-        </w:numPr>
-        <w:ind w:left="255" w:hanging="255"/>
-      </w:pPr>
-      <w:r>
-        <w:t>Developed LabVIEW test sequences for power-supply and interface boards of avionics units.</w:t>
-      </w:r>
-    </w:p>
-    <w:p>
-      <w:pPr>
-        <w:spacing w:before="0" w:after="0" w:lineRule="exact" w:line="100"/>
-      </w:pPr>
-      <w:r>
-        <w:rPr>
-          <w:sz w:val="2"/>
-        </w:rPr>
-      </w:r>
-    </w:p>
-    <w:p>
-      <w:pPr>
-        <w:pStyle w:val="Heading1"/>
-        <w:pBdr>
-          <w:bottom w:val="single" w:sz="5" w:space="2" w:color="1F3A68"/>
-        </w:pBdr>
-      </w:pPr>
-      <w:r>
-        <w:rPr>
-          <w:smallCaps/>
-        </w:rPr>
         <w:t>Research Projects</w:t>
       </w:r>
     </w:p>
@@ -1682,6 +1158,530 @@
       <w:pPr>
         <w:spacing w:before="0" w:after="0" w:lineRule="exact" w:line="40"/>
       </w:pPr>
+    </w:p>
+    <w:p>
+      <w:pPr>
+        <w:spacing w:before="0" w:after="0" w:lineRule="exact" w:line="100"/>
+      </w:pPr>
+      <w:r>
+        <w:rPr>
+          <w:sz w:val="2"/>
+        </w:rPr>
+      </w:r>
+    </w:p>
+    <w:p>
+      <w:pPr>
+        <w:pStyle w:val="Heading1"/>
+        <w:pBdr>
+          <w:bottom w:val="single" w:sz="5" w:space="2" w:color="1F3A68"/>
+        </w:pBdr>
+      </w:pPr>
+      <w:r>
+        <w:rPr>
+          <w:smallCaps/>
+        </w:rPr>
+        <w:t>Research Grants &amp; Funding</w:t>
+      </w:r>
+    </w:p>
+    <w:p>
+      <w:pPr>
+        <w:pStyle w:val="Heading2"/>
+        <w:tabs>
+          <w:tab w:pos="9968" w:val="right"/>
+        </w:tabs>
+      </w:pPr>
+      <w:r>
+        <w:rPr>
+          <w:b/>
+        </w:rPr>
+        <w:t>Seed grant: edge-AI enhancement of aerial imagery</w:t>
+      </w:r>
+      <w:r>
+        <w:rPr>
+          <w:i/>
+          <w:color w:val="4E566B"/>
+        </w:rPr>
+        <w:t xml:space="preserve"> (Completed)</w:t>
+      </w:r>
+      <w:r>
+        <w:tab/>
+      </w:r>
+      <w:r>
+        <w:t>Apr 2023 – Mar 2025</w:t>
+      </w:r>
+    </w:p>
+    <w:p>
+      <w:pPr>
+        <w:pStyle w:val="RISEntrySub"/>
+      </w:pPr>
+      <w:r>
+        <w:rPr>
+          <w:i/>
+        </w:rPr>
+        <w:t>Principal investigator, Example Science Foundation (fictional)</w:t>
+      </w:r>
+    </w:p>
+    <w:p>
+      <w:pPr>
+        <w:pStyle w:val="RISBody"/>
+      </w:pPr>
+      <w:r>
+        <w:t>Two-year seed project on lightweight super-resolution networks for embedded GPUs.</w:t>
+      </w:r>
+    </w:p>
+    <w:p>
+      <w:pPr>
+        <w:pStyle w:val="RISMeta"/>
+      </w:pPr>
+      <w:r>
+        <w:rPr>
+          <w:b/>
+        </w:rPr>
+        <w:t xml:space="preserve">Reference: </w:t>
+      </w:r>
+      <w:r>
+        <w:t>ESF/SEED/2023/017</w:t>
+      </w:r>
+    </w:p>
+    <w:p>
+      <w:pPr>
+        <w:spacing w:before="0" w:after="0" w:lineRule="exact" w:line="100"/>
+      </w:pPr>
+      <w:r>
+        <w:rPr>
+          <w:sz w:val="2"/>
+        </w:rPr>
+      </w:r>
+    </w:p>
+    <w:p>
+      <w:pPr>
+        <w:pStyle w:val="Heading1"/>
+        <w:pBdr>
+          <w:bottom w:val="single" w:sz="5" w:space="2" w:color="1F3A68"/>
+        </w:pBdr>
+      </w:pPr>
+      <w:r>
+        <w:rPr>
+          <w:smallCaps/>
+        </w:rPr>
+        <w:t>Talks &amp; Presentations</w:t>
+      </w:r>
+    </w:p>
+    <w:p>
+      <w:pPr>
+        <w:pStyle w:val="Heading2"/>
+        <w:tabs>
+          <w:tab w:pos="9968" w:val="right"/>
+        </w:tabs>
+      </w:pPr>
+      <w:r>
+        <w:rPr>
+          <w:b/>
+        </w:rPr>
+        <w:t>Invited talk: Edge AI for atmospheric observation</w:t>
+      </w:r>
+      <w:r>
+        <w:tab/>
+      </w:r>
+      <w:r>
+        <w:t>2024</w:t>
+      </w:r>
+    </w:p>
+    <w:p>
+      <w:pPr>
+        <w:pStyle w:val="RISEntrySub"/>
+      </w:pPr>
+      <w:r>
+        <w:rPr>
+          <w:i/>
+        </w:rPr>
+        <w:t>Example Symposium on Applied AI</w:t>
+      </w:r>
+    </w:p>
+    <w:p>
+      <w:pPr>
+        <w:spacing w:before="0" w:after="0" w:lineRule="exact" w:line="100"/>
+      </w:pPr>
+      <w:r>
+        <w:rPr>
+          <w:sz w:val="2"/>
+        </w:rPr>
+      </w:r>
+    </w:p>
+    <w:p>
+      <w:pPr>
+        <w:pStyle w:val="Heading1"/>
+        <w:pBdr>
+          <w:bottom w:val="single" w:sz="5" w:space="2" w:color="1F3A68"/>
+        </w:pBdr>
+      </w:pPr>
+      <w:r>
+        <w:rPr>
+          <w:smallCaps/>
+        </w:rPr>
+        <w:t>Appointments</w:t>
+      </w:r>
+    </w:p>
+    <w:p>
+      <w:pPr>
+        <w:pStyle w:val="Heading2"/>
+        <w:tabs>
+          <w:tab w:pos="9968" w:val="right"/>
+        </w:tabs>
+      </w:pPr>
+      <w:r>
+        <w:rPr>
+          <w:b/>
+        </w:rPr>
+        <w:t>Scientist E</w:t>
+      </w:r>
+      <w:r>
+        <w:tab/>
+      </w:r>
+      <w:r>
+        <w:t>Jul 2016 – Present</w:t>
+      </w:r>
+    </w:p>
+    <w:p>
+      <w:pPr>
+        <w:pStyle w:val="RISEntrySub"/>
+      </w:pPr>
+      <w:r>
+        <w:rPr>
+          <w:i/>
+        </w:rPr>
+        <w:t>Upper Air Instrumentation Division, Kestrel Atmospheric Instrumentation Laboratory, New Delhi</w:t>
+      </w:r>
+    </w:p>
+    <w:p>
+      <w:pPr>
+        <w:pStyle w:val="RISBody"/>
+      </w:pPr>
+      <w:r>
+        <w:t>Responsible for upper-air observation instruments, the division workshop and the laboratory's IoT and AI/ML activities.</w:t>
+      </w:r>
+    </w:p>
+    <w:p>
+      <w:pPr>
+        <w:pStyle w:val="RISBullet"/>
+        <w:numPr>
+          <w:ilvl w:val="0"/>
+          <w:numId w:val="90"/>
+        </w:numPr>
+        <w:ind w:left="255" w:hanging="255"/>
+      </w:pPr>
+      <w:r>
+        <w:t>Lead a four-member AI/ML group developing lightweight super-resolution and detection models for UAV imagery, deployed on NVIDIA Jetson devices with TensorRT.</w:t>
+      </w:r>
+    </w:p>
+    <w:p>
+      <w:pPr>
+        <w:pStyle w:val="RISBullet"/>
+        <w:numPr>
+          <w:ilvl w:val="0"/>
+          <w:numId w:val="90"/>
+        </w:numPr>
+        <w:ind w:left="255" w:hanging="255"/>
+      </w:pPr>
+      <w:r>
+        <w:t>Led acceptance testing and commissioning of radiosonde ground-receiving systems at three observing stations, writing the test protocol and the defect-tracking procedure.</w:t>
+      </w:r>
+    </w:p>
+    <w:p>
+      <w:pPr>
+        <w:pStyle w:val="RISBullet"/>
+        <w:numPr>
+          <w:ilvl w:val="0"/>
+          <w:numId w:val="90"/>
+        </w:numPr>
+        <w:ind w:left="255" w:hanging="255"/>
+      </w:pPr>
+      <w:r>
+        <w:t>Designed and deployed an IoT monitoring network for laboratory infrastructure (ESP32 sensor nodes, MQTT, Node-RED, InfluxDB and Grafana dashboards) covering temperature, humidity and power quality.</w:t>
+      </w:r>
+    </w:p>
+    <w:p>
+      <w:pPr>
+        <w:pStyle w:val="RISBullet"/>
+        <w:numPr>
+          <w:ilvl w:val="0"/>
+          <w:numId w:val="90"/>
+        </w:numPr>
+        <w:ind w:left="255" w:hanging="255"/>
+      </w:pPr>
+      <w:r>
+        <w:t>Prepared technical specifications and served on bid-evaluation committees for instrument procurement through the Government e-Marketplace in line with the General Financial Rules.</w:t>
+      </w:r>
+    </w:p>
+    <w:p>
+      <w:pPr>
+        <w:pStyle w:val="RISBullet"/>
+        <w:numPr>
+          <w:ilvl w:val="0"/>
+          <w:numId w:val="90"/>
+        </w:numPr>
+        <w:ind w:left="255" w:hanging="255"/>
+      </w:pPr>
+      <w:r>
+        <w:t>Authored standard operating procedures for pre-flight checks and calibration of upper-air instruments used across the division.</w:t>
+      </w:r>
+    </w:p>
+    <w:p>
+      <w:pPr>
+        <w:pStyle w:val="RISChildTitle"/>
+        <w:tabs>
+          <w:tab w:pos="9968" w:val="right"/>
+        </w:tabs>
+        <w:ind w:left="255"/>
+      </w:pPr>
+      <w:r>
+        <w:rPr>
+          <w:i/>
+          <w:color w:val="4E566B"/>
+        </w:rPr>
+        <w:t xml:space="preserve">Additional charge: </w:t>
+      </w:r>
+      <w:r>
+        <w:rPr>
+          <w:b/>
+        </w:rPr>
+        <w:t>Workshop In-charge</w:t>
+      </w:r>
+      <w:r>
+        <w:t>, Upper Air Division Workshop</w:t>
+      </w:r>
+      <w:r>
+        <w:tab/>
+      </w:r>
+      <w:r>
+        <w:t>Apr 2019 – Present</w:t>
+      </w:r>
+    </w:p>
+    <w:p>
+      <w:pPr>
+        <w:pStyle w:val="RISBody"/>
+        <w:ind w:left="255"/>
+      </w:pPr>
+      <w:r>
+        <w:t>Additional charge of the division workshop supporting instrument repair, fabrication and calibration.</w:t>
+      </w:r>
+    </w:p>
+    <w:p>
+      <w:pPr>
+        <w:pStyle w:val="RISBullet"/>
+        <w:numPr>
+          <w:ilvl w:val="1"/>
+          <w:numId w:val="90"/>
+        </w:numPr>
+        <w:ind w:left="510" w:hanging="255"/>
+      </w:pPr>
+      <w:r>
+        <w:t>Introduced a job-card and spares-inventory system for instrument repairs and calibration work.</w:t>
+      </w:r>
+    </w:p>
+    <w:p>
+      <w:pPr>
+        <w:pStyle w:val="RISBullet"/>
+        <w:numPr>
+          <w:ilvl w:val="1"/>
+          <w:numId w:val="90"/>
+        </w:numPr>
+        <w:ind w:left="510" w:hanging="255"/>
+      </w:pPr>
+      <w:r>
+        <w:t>Supervise technicians and plan preventive maintenance for workshop test equipment.</w:t>
+      </w:r>
+    </w:p>
+    <w:p>
+      <w:pPr>
+        <w:pStyle w:val="RISChildTitle"/>
+        <w:tabs>
+          <w:tab w:pos="9968" w:val="right"/>
+        </w:tabs>
+        <w:ind w:left="255"/>
+      </w:pPr>
+      <w:r>
+        <w:rPr>
+          <w:i/>
+          <w:color w:val="4E566B"/>
+        </w:rPr>
+        <w:t xml:space="preserve">Nodal officer: </w:t>
+      </w:r>
+      <w:r>
+        <w:rPr>
+          <w:b/>
+        </w:rPr>
+        <w:t>Nodal Officer, IoT and AI/ML Initiatives</w:t>
+      </w:r>
+      <w:r>
+        <w:tab/>
+      </w:r>
+      <w:r>
+        <w:t>Jan 2021 – Present</w:t>
+      </w:r>
+    </w:p>
+    <w:p>
+      <w:pPr>
+        <w:spacing w:before="0" w:after="0" w:lineRule="exact" w:line="100"/>
+      </w:pPr>
+      <w:r>
+        <w:rPr>
+          <w:sz w:val="2"/>
+        </w:rPr>
+      </w:r>
+    </w:p>
+    <w:p>
+      <w:pPr>
+        <w:pStyle w:val="Heading2"/>
+        <w:tabs>
+          <w:tab w:pos="9968" w:val="right"/>
+        </w:tabs>
+      </w:pPr>
+      <w:r>
+        <w:rPr>
+          <w:b/>
+        </w:rPr>
+        <w:t>Senior Design Engineer</w:t>
+      </w:r>
+      <w:r>
+        <w:tab/>
+      </w:r>
+      <w:r>
+        <w:t>Jun 2004 – Jun 2016</w:t>
+      </w:r>
+    </w:p>
+    <w:p>
+      <w:pPr>
+        <w:pStyle w:val="RISEntrySub"/>
+      </w:pPr>
+      <w:r>
+        <w:rPr>
+          <w:i/>
+        </w:rPr>
+        <w:t>Avionics Integration Group, Halcyon Avionics Design Bureau, Bengaluru</w:t>
+      </w:r>
+    </w:p>
+    <w:p>
+      <w:pPr>
+        <w:pStyle w:val="RISBody"/>
+      </w:pPr>
+      <w:r>
+        <w:t>Integration and qualification testing of airborne electronics and UAV payloads.</w:t>
+      </w:r>
+    </w:p>
+    <w:p>
+      <w:pPr>
+        <w:pStyle w:val="RISBullet"/>
+        <w:numPr>
+          <w:ilvl w:val="0"/>
+          <w:numId w:val="90"/>
+        </w:numPr>
+        <w:ind w:left="255" w:hanging="255"/>
+      </w:pPr>
+      <w:r>
+        <w:t>Developed payload interface electronics for a fixed-wing UAV electro-optical sensor and supported its ground and flight trials.</w:t>
+      </w:r>
+    </w:p>
+    <w:p>
+      <w:pPr>
+        <w:pStyle w:val="RISBullet"/>
+        <w:numPr>
+          <w:ilvl w:val="0"/>
+          <w:numId w:val="90"/>
+        </w:numPr>
+        <w:ind w:left="255" w:hanging="255"/>
+      </w:pPr>
+      <w:r>
+        <w:t>Integrated mission-computer and display units on MIL-STD-1553 avionics buses and built the automated test rig used for bench validation.</w:t>
+      </w:r>
+    </w:p>
+    <w:p>
+      <w:pPr>
+        <w:pStyle w:val="RISBullet"/>
+        <w:numPr>
+          <w:ilvl w:val="0"/>
+          <w:numId w:val="90"/>
+        </w:numPr>
+        <w:ind w:left="255" w:hanging="255"/>
+      </w:pPr>
+      <w:r>
+        <w:t>Mentored graduate engineer trainees on avionics bus protocols and test documentation.</w:t>
+      </w:r>
+    </w:p>
+    <w:p>
+      <w:pPr>
+        <w:pStyle w:val="RISBullet"/>
+        <w:numPr>
+          <w:ilvl w:val="0"/>
+          <w:numId w:val="90"/>
+        </w:numPr>
+        <w:ind w:left="255" w:hanging="255"/>
+      </w:pPr>
+      <w:r>
+        <w:t>Planned environmental qualification (MIL-STD-810 vibration, temperature and humidity) for line-replaceable units and documented the test results.</w:t>
+      </w:r>
+    </w:p>
+    <w:p>
+      <w:pPr>
+        <w:spacing w:before="0" w:after="0" w:lineRule="exact" w:line="100"/>
+      </w:pPr>
+      <w:r>
+        <w:rPr>
+          <w:sz w:val="2"/>
+        </w:rPr>
+      </w:r>
+    </w:p>
+    <w:p>
+      <w:pPr>
+        <w:pStyle w:val="Heading2"/>
+        <w:tabs>
+          <w:tab w:pos="9968" w:val="right"/>
+        </w:tabs>
+      </w:pPr>
+      <w:r>
+        <w:rPr>
+          <w:b/>
+        </w:rPr>
+        <w:t>Graduate Engineer</w:t>
+      </w:r>
+      <w:r>
+        <w:tab/>
+      </w:r>
+      <w:r>
+        <w:t>Aug 2002 – May 2004</w:t>
+      </w:r>
+    </w:p>
+    <w:p>
+      <w:pPr>
+        <w:pStyle w:val="RISEntrySub"/>
+      </w:pPr>
+      <w:r>
+        <w:rPr>
+          <w:i/>
+        </w:rPr>
+        <w:t>Test Systems Group, Meridian Electronics Limited, Bengaluru</w:t>
+      </w:r>
+    </w:p>
+    <w:p>
+      <w:pPr>
+        <w:pStyle w:val="RISBody"/>
+      </w:pPr>
+      <w:r>
+        <w:t>Built automated test equipment for avionics line-replaceable units.</w:t>
+      </w:r>
+    </w:p>
+    <w:p>
+      <w:pPr>
+        <w:pStyle w:val="RISBullet"/>
+        <w:numPr>
+          <w:ilvl w:val="0"/>
+          <w:numId w:val="90"/>
+        </w:numPr>
+        <w:ind w:left="255" w:hanging="255"/>
+      </w:pPr>
+      <w:r>
+        <w:t>Developed LabVIEW test sequences for power-supply and interface boards of avionics units.</w:t>
+      </w:r>
     </w:p>
     <w:p>
       <w:pPr>
@@ -3062,6 +3062,638 @@
         <w:rPr>
           <w:color w:val="1F3A68"/>
         </w:rPr>
+        <w:t>Edge AI</w:t>
+      </w:r>
+    </w:p>
+    <w:tbl>
+      <w:tblPr>
+        <w:tblW w:type="dxa" w:w="9978"/>
+        <w:jc w:val="left"/>
+        <w:tblLayout w:type="fixed"/>
+        <w:tblLook w:firstColumn="1" w:firstRow="1" w:lastColumn="0" w:lastRow="0" w:noHBand="0" w:noVBand="1" w:val="04A0"/>
+        <w:tblLayout w:type="fixed"/>
+        <w:tblBorders>
+          <w:top w:val="nil"/>
+          <w:left w:val="nil"/>
+          <w:bottom w:val="nil"/>
+          <w:right w:val="nil"/>
+          <w:insideH w:val="nil"/>
+          <w:insideV w:val="nil"/>
+        </w:tblBorders>
+        <w:tblCellMar>
+          <w:top w:w="19" w:type="dxa"/>
+          <w:left w:w="32" w:type="dxa"/>
+          <w:bottom w:w="19" w:type="dxa"/>
+          <w:right w:w="32" w:type="dxa"/>
+        </w:tblCellMar>
+      </w:tblPr>
+      <w:tblGrid>
+        <w:gridCol w:w="2975"/>
+        <w:gridCol w:w="2014"/>
+        <w:gridCol w:w="2975"/>
+        <w:gridCol w:w="2014"/>
+      </w:tblGrid>
+      <w:tr>
+        <w:tc>
+          <w:tcPr>
+            <w:tcW w:type="dxa" w:w="2975"/>
+          </w:tcPr>
+          <w:p>
+            <w:pPr>
+              <w:pStyle w:val="RISTableText"/>
+            </w:pPr>
+            <w:r>
+              <w:t>NVIDIA Jetson deployment</w:t>
+            </w:r>
+          </w:p>
+        </w:tc>
+        <w:tc>
+          <w:tcPr>
+            <w:tcW w:type="dxa" w:w="2014"/>
+          </w:tcPr>
+          <w:p/>
+          <w:p>
+            <w:pPr>
+              <w:keepNext w:val="0"/>
+              <w:spacing w:after="0"/>
+              <w:jc w:val="left"/>
+            </w:pPr>
+            <w:r>
+              <w:drawing>
+                <wp:inline xmlns:a="http://schemas.openxmlformats.org/drawingml/2006/main" xmlns:pic="http://schemas.openxmlformats.org/drawingml/2006/picture">
+                  <wp:extent cx="1152000" cy="51810"/>
+                  <wp:docPr id="9" name="Picture 9" descr="NVIDIA Jetson deployment: 4 of 5 (self-assessed)" title="NVIDIA Jetson deployment"/>
+                  <wp:cNvGraphicFramePr>
+                    <a:graphicFrameLocks noChangeAspect="1"/>
+                  </wp:cNvGraphicFramePr>
+                  <a:graphic>
+                    <a:graphicData uri="http://schemas.openxmlformats.org/drawingml/2006/picture">
+                      <pic:pic>
+                        <pic:nvPicPr>
+                          <pic:cNvPr id="0" name="image.png"/>
+                          <pic:cNvPicPr/>
+                        </pic:nvPicPr>
+                        <pic:blipFill>
+                          <a:blip r:embed="rId16"/>
+                          <a:stretch>
+                            <a:fillRect/>
+                          </a:stretch>
+                        </pic:blipFill>
+                        <pic:spPr>
+                          <a:xfrm>
+                            <a:off x="0" y="0"/>
+                            <a:ext cx="1152000" cy="51810"/>
+                          </a:xfrm>
+                          <a:prstGeom prst="rect"/>
+                        </pic:spPr>
+                      </pic:pic>
+                    </a:graphicData>
+                  </a:graphic>
+                </wp:inline>
+              </w:drawing>
+            </w:r>
+          </w:p>
+        </w:tc>
+        <w:tc>
+          <w:tcPr>
+            <w:tcW w:type="dxa" w:w="2975"/>
+          </w:tcPr>
+          <w:p>
+            <w:pPr>
+              <w:pStyle w:val="RISTableText"/>
+            </w:pPr>
+            <w:r/>
+          </w:p>
+        </w:tc>
+        <w:tc>
+          <w:tcPr>
+            <w:tcW w:type="dxa" w:w="2014"/>
+          </w:tcPr>
+          <w:p>
+            <w:pPr>
+              <w:pStyle w:val="RISTableText"/>
+            </w:pPr>
+            <w:r/>
+          </w:p>
+        </w:tc>
+      </w:tr>
+    </w:tbl>
+    <w:p>
+      <w:pPr>
+        <w:spacing w:before="0" w:after="0" w:lineRule="exact" w:line="40"/>
+      </w:pPr>
+    </w:p>
+    <w:p>
+      <w:pPr>
+        <w:spacing w:before="0" w:after="0" w:lineRule="exact" w:line="40"/>
+      </w:pPr>
+      <w:r>
+        <w:rPr>
+          <w:sz w:val="2"/>
+        </w:rPr>
+      </w:r>
+    </w:p>
+    <w:p>
+      <w:pPr>
+        <w:pStyle w:val="RISBarLabel"/>
+      </w:pPr>
+      <w:r>
+        <w:rPr>
+          <w:color w:val="1F3A68"/>
+        </w:rPr>
+        <w:t>Drones &amp; UAV systems</w:t>
+      </w:r>
+    </w:p>
+    <w:tbl>
+      <w:tblPr>
+        <w:tblW w:type="dxa" w:w="9978"/>
+        <w:jc w:val="left"/>
+        <w:tblLayout w:type="fixed"/>
+        <w:tblLook w:firstColumn="1" w:firstRow="1" w:lastColumn="0" w:lastRow="0" w:noHBand="0" w:noVBand="1" w:val="04A0"/>
+        <w:tblLayout w:type="fixed"/>
+        <w:tblBorders>
+          <w:top w:val="nil"/>
+          <w:left w:val="nil"/>
+          <w:bottom w:val="nil"/>
+          <w:right w:val="nil"/>
+          <w:insideH w:val="nil"/>
+          <w:insideV w:val="nil"/>
+        </w:tblBorders>
+        <w:tblCellMar>
+          <w:top w:w="19" w:type="dxa"/>
+          <w:left w:w="32" w:type="dxa"/>
+          <w:bottom w:w="19" w:type="dxa"/>
+          <w:right w:w="32" w:type="dxa"/>
+        </w:tblCellMar>
+      </w:tblPr>
+      <w:tblGrid>
+        <w:gridCol w:w="2975"/>
+        <w:gridCol w:w="2014"/>
+        <w:gridCol w:w="2975"/>
+        <w:gridCol w:w="2014"/>
+      </w:tblGrid>
+      <w:tr>
+        <w:tc>
+          <w:tcPr>
+            <w:tcW w:type="dxa" w:w="2975"/>
+          </w:tcPr>
+          <w:p>
+            <w:pPr>
+              <w:pStyle w:val="RISTableText"/>
+            </w:pPr>
+            <w:r>
+              <w:t>UAV payload integration</w:t>
+            </w:r>
+          </w:p>
+        </w:tc>
+        <w:tc>
+          <w:tcPr>
+            <w:tcW w:type="dxa" w:w="2014"/>
+          </w:tcPr>
+          <w:p/>
+          <w:p>
+            <w:pPr>
+              <w:keepNext w:val="0"/>
+              <w:spacing w:after="0"/>
+              <w:jc w:val="left"/>
+            </w:pPr>
+            <w:r>
+              <w:drawing>
+                <wp:inline xmlns:a="http://schemas.openxmlformats.org/drawingml/2006/main" xmlns:pic="http://schemas.openxmlformats.org/drawingml/2006/picture">
+                  <wp:extent cx="1152000" cy="51810"/>
+                  <wp:docPr id="10" name="Picture 10" descr="UAV payload integration: 3 of 5 (self-assessed)" title="UAV payload integration"/>
+                  <wp:cNvGraphicFramePr>
+                    <a:graphicFrameLocks noChangeAspect="1"/>
+                  </wp:cNvGraphicFramePr>
+                  <a:graphic>
+                    <a:graphicData uri="http://schemas.openxmlformats.org/drawingml/2006/picture">
+                      <pic:pic>
+                        <pic:nvPicPr>
+                          <pic:cNvPr id="0" name="image.png"/>
+                          <pic:cNvPicPr/>
+                        </pic:nvPicPr>
+                        <pic:blipFill>
+                          <a:blip r:embed="rId17"/>
+                          <a:stretch>
+                            <a:fillRect/>
+                          </a:stretch>
+                        </pic:blipFill>
+                        <pic:spPr>
+                          <a:xfrm>
+                            <a:off x="0" y="0"/>
+                            <a:ext cx="1152000" cy="51810"/>
+                          </a:xfrm>
+                          <a:prstGeom prst="rect"/>
+                        </pic:spPr>
+                      </pic:pic>
+                    </a:graphicData>
+                  </a:graphic>
+                </wp:inline>
+              </w:drawing>
+            </w:r>
+          </w:p>
+        </w:tc>
+        <w:tc>
+          <w:tcPr>
+            <w:tcW w:type="dxa" w:w="2975"/>
+          </w:tcPr>
+          <w:p>
+            <w:pPr>
+              <w:pStyle w:val="RISTableText"/>
+            </w:pPr>
+            <w:r/>
+          </w:p>
+        </w:tc>
+        <w:tc>
+          <w:tcPr>
+            <w:tcW w:type="dxa" w:w="2014"/>
+          </w:tcPr>
+          <w:p>
+            <w:pPr>
+              <w:pStyle w:val="RISTableText"/>
+            </w:pPr>
+            <w:r/>
+          </w:p>
+        </w:tc>
+      </w:tr>
+    </w:tbl>
+    <w:p>
+      <w:pPr>
+        <w:spacing w:before="0" w:after="0" w:lineRule="exact" w:line="40"/>
+      </w:pPr>
+    </w:p>
+    <w:p>
+      <w:pPr>
+        <w:spacing w:before="0" w:after="0" w:lineRule="exact" w:line="40"/>
+      </w:pPr>
+      <w:r>
+        <w:rPr>
+          <w:sz w:val="2"/>
+        </w:rPr>
+      </w:r>
+    </w:p>
+    <w:p>
+      <w:pPr>
+        <w:pStyle w:val="RISBarLabel"/>
+      </w:pPr>
+      <w:r>
+        <w:rPr>
+          <w:color w:val="1F3A68"/>
+        </w:rPr>
+        <w:t>AI / machine learning</w:t>
+      </w:r>
+    </w:p>
+    <w:tbl>
+      <w:tblPr>
+        <w:tblW w:type="dxa" w:w="9978"/>
+        <w:jc w:val="left"/>
+        <w:tblLayout w:type="fixed"/>
+        <w:tblLook w:firstColumn="1" w:firstRow="1" w:lastColumn="0" w:lastRow="0" w:noHBand="0" w:noVBand="1" w:val="04A0"/>
+        <w:tblLayout w:type="fixed"/>
+        <w:tblBorders>
+          <w:top w:val="nil"/>
+          <w:left w:val="nil"/>
+          <w:bottom w:val="nil"/>
+          <w:right w:val="nil"/>
+          <w:insideH w:val="nil"/>
+          <w:insideV w:val="nil"/>
+        </w:tblBorders>
+        <w:tblCellMar>
+          <w:top w:w="19" w:type="dxa"/>
+          <w:left w:w="32" w:type="dxa"/>
+          <w:bottom w:w="19" w:type="dxa"/>
+          <w:right w:w="32" w:type="dxa"/>
+        </w:tblCellMar>
+      </w:tblPr>
+      <w:tblGrid>
+        <w:gridCol w:w="2975"/>
+        <w:gridCol w:w="2014"/>
+        <w:gridCol w:w="2975"/>
+        <w:gridCol w:w="2014"/>
+      </w:tblGrid>
+      <w:tr>
+        <w:tc>
+          <w:tcPr>
+            <w:tcW w:type="dxa" w:w="2975"/>
+          </w:tcPr>
+          <w:p>
+            <w:pPr>
+              <w:pStyle w:val="RISTableText"/>
+            </w:pPr>
+            <w:r>
+              <w:t>PyTorch</w:t>
+            </w:r>
+          </w:p>
+        </w:tc>
+        <w:tc>
+          <w:tcPr>
+            <w:tcW w:type="dxa" w:w="2014"/>
+          </w:tcPr>
+          <w:p/>
+          <w:p>
+            <w:pPr>
+              <w:keepNext w:val="0"/>
+              <w:spacing w:after="0"/>
+              <w:jc w:val="left"/>
+            </w:pPr>
+            <w:r>
+              <w:drawing>
+                <wp:inline xmlns:a="http://schemas.openxmlformats.org/drawingml/2006/main" xmlns:pic="http://schemas.openxmlformats.org/drawingml/2006/picture">
+                  <wp:extent cx="1152000" cy="51810"/>
+                  <wp:docPr id="11" name="Picture 11" descr="PyTorch: 4 of 5 (self-assessed)" title="PyTorch"/>
+                  <wp:cNvGraphicFramePr>
+                    <a:graphicFrameLocks noChangeAspect="1"/>
+                  </wp:cNvGraphicFramePr>
+                  <a:graphic>
+                    <a:graphicData uri="http://schemas.openxmlformats.org/drawingml/2006/picture">
+                      <pic:pic>
+                        <pic:nvPicPr>
+                          <pic:cNvPr id="0" name="image.png"/>
+                          <pic:cNvPicPr/>
+                        </pic:nvPicPr>
+                        <pic:blipFill>
+                          <a:blip r:embed="rId16"/>
+                          <a:stretch>
+                            <a:fillRect/>
+                          </a:stretch>
+                        </pic:blipFill>
+                        <pic:spPr>
+                          <a:xfrm>
+                            <a:off x="0" y="0"/>
+                            <a:ext cx="1152000" cy="51810"/>
+                          </a:xfrm>
+                          <a:prstGeom prst="rect"/>
+                        </pic:spPr>
+                      </pic:pic>
+                    </a:graphicData>
+                  </a:graphic>
+                </wp:inline>
+              </w:drawing>
+            </w:r>
+          </w:p>
+        </w:tc>
+        <w:tc>
+          <w:tcPr>
+            <w:tcW w:type="dxa" w:w="2975"/>
+          </w:tcPr>
+          <w:p>
+            <w:pPr>
+              <w:pStyle w:val="RISTableText"/>
+            </w:pPr>
+            <w:r>
+              <w:t>Deep learning</w:t>
+            </w:r>
+          </w:p>
+        </w:tc>
+        <w:tc>
+          <w:tcPr>
+            <w:tcW w:type="dxa" w:w="2014"/>
+          </w:tcPr>
+          <w:p/>
+          <w:p>
+            <w:pPr>
+              <w:keepNext w:val="0"/>
+              <w:spacing w:after="0"/>
+              <w:jc w:val="left"/>
+            </w:pPr>
+            <w:r>
+              <w:drawing>
+                <wp:inline xmlns:a="http://schemas.openxmlformats.org/drawingml/2006/main" xmlns:pic="http://schemas.openxmlformats.org/drawingml/2006/picture">
+                  <wp:extent cx="1152000" cy="51810"/>
+                  <wp:docPr id="12" name="Picture 12" descr="Deep learning: 4 of 5 (self-assessed)" title="Deep learning"/>
+                  <wp:cNvGraphicFramePr>
+                    <a:graphicFrameLocks noChangeAspect="1"/>
+                  </wp:cNvGraphicFramePr>
+                  <a:graphic>
+                    <a:graphicData uri="http://schemas.openxmlformats.org/drawingml/2006/picture">
+                      <pic:pic>
+                        <pic:nvPicPr>
+                          <pic:cNvPr id="0" name="image.png"/>
+                          <pic:cNvPicPr/>
+                        </pic:nvPicPr>
+                        <pic:blipFill>
+                          <a:blip r:embed="rId16"/>
+                          <a:stretch>
+                            <a:fillRect/>
+                          </a:stretch>
+                        </pic:blipFill>
+                        <pic:spPr>
+                          <a:xfrm>
+                            <a:off x="0" y="0"/>
+                            <a:ext cx="1152000" cy="51810"/>
+                          </a:xfrm>
+                          <a:prstGeom prst="rect"/>
+                        </pic:spPr>
+                      </pic:pic>
+                    </a:graphicData>
+                  </a:graphic>
+                </wp:inline>
+              </w:drawing>
+            </w:r>
+          </w:p>
+        </w:tc>
+      </w:tr>
+    </w:tbl>
+    <w:p>
+      <w:pPr>
+        <w:spacing w:before="0" w:after="0" w:lineRule="exact" w:line="40"/>
+      </w:pPr>
+    </w:p>
+    <w:p>
+      <w:pPr>
+        <w:spacing w:before="0" w:after="0" w:lineRule="exact" w:line="40"/>
+      </w:pPr>
+      <w:r>
+        <w:rPr>
+          <w:sz w:val="2"/>
+        </w:rPr>
+      </w:r>
+    </w:p>
+    <w:p>
+      <w:pPr>
+        <w:pStyle w:val="RISBarLabel"/>
+      </w:pPr>
+      <w:r>
+        <w:rPr>
+          <w:color w:val="1F3A68"/>
+        </w:rPr>
+        <w:t>IoT</w:t>
+      </w:r>
+    </w:p>
+    <w:tbl>
+      <w:tblPr>
+        <w:tblW w:type="dxa" w:w="9978"/>
+        <w:jc w:val="left"/>
+        <w:tblLayout w:type="fixed"/>
+        <w:tblLook w:firstColumn="1" w:firstRow="1" w:lastColumn="0" w:lastRow="0" w:noHBand="0" w:noVBand="1" w:val="04A0"/>
+        <w:tblLayout w:type="fixed"/>
+        <w:tblBorders>
+          <w:top w:val="nil"/>
+          <w:left w:val="nil"/>
+          <w:bottom w:val="nil"/>
+          <w:right w:val="nil"/>
+          <w:insideH w:val="nil"/>
+          <w:insideV w:val="nil"/>
+        </w:tblBorders>
+        <w:tblCellMar>
+          <w:top w:w="19" w:type="dxa"/>
+          <w:left w:w="32" w:type="dxa"/>
+          <w:bottom w:w="19" w:type="dxa"/>
+          <w:right w:w="32" w:type="dxa"/>
+        </w:tblCellMar>
+      </w:tblPr>
+      <w:tblGrid>
+        <w:gridCol w:w="2975"/>
+        <w:gridCol w:w="2014"/>
+        <w:gridCol w:w="2975"/>
+        <w:gridCol w:w="2014"/>
+      </w:tblGrid>
+      <w:tr>
+        <w:tc>
+          <w:tcPr>
+            <w:tcW w:type="dxa" w:w="2975"/>
+          </w:tcPr>
+          <w:p>
+            <w:pPr>
+              <w:pStyle w:val="RISTableText"/>
+            </w:pPr>
+            <w:r>
+              <w:t>MQTT and Node-RED</w:t>
+            </w:r>
+          </w:p>
+        </w:tc>
+        <w:tc>
+          <w:tcPr>
+            <w:tcW w:type="dxa" w:w="2014"/>
+          </w:tcPr>
+          <w:p/>
+          <w:p>
+            <w:pPr>
+              <w:keepNext w:val="0"/>
+              <w:spacing w:after="0"/>
+              <w:jc w:val="left"/>
+            </w:pPr>
+            <w:r>
+              <w:drawing>
+                <wp:inline xmlns:a="http://schemas.openxmlformats.org/drawingml/2006/main" xmlns:pic="http://schemas.openxmlformats.org/drawingml/2006/picture">
+                  <wp:extent cx="1152000" cy="51810"/>
+                  <wp:docPr id="13" name="Picture 13" descr="MQTT and Node-RED: 4 of 5 (self-assessed)" title="MQTT and Node-RED"/>
+                  <wp:cNvGraphicFramePr>
+                    <a:graphicFrameLocks noChangeAspect="1"/>
+                  </wp:cNvGraphicFramePr>
+                  <a:graphic>
+                    <a:graphicData uri="http://schemas.openxmlformats.org/drawingml/2006/picture">
+                      <pic:pic>
+                        <pic:nvPicPr>
+                          <pic:cNvPr id="0" name="image.png"/>
+                          <pic:cNvPicPr/>
+                        </pic:nvPicPr>
+                        <pic:blipFill>
+                          <a:blip r:embed="rId16"/>
+                          <a:stretch>
+                            <a:fillRect/>
+                          </a:stretch>
+                        </pic:blipFill>
+                        <pic:spPr>
+                          <a:xfrm>
+                            <a:off x="0" y="0"/>
+                            <a:ext cx="1152000" cy="51810"/>
+                          </a:xfrm>
+                          <a:prstGeom prst="rect"/>
+                        </pic:spPr>
+                      </pic:pic>
+                    </a:graphicData>
+                  </a:graphic>
+                </wp:inline>
+              </w:drawing>
+            </w:r>
+          </w:p>
+        </w:tc>
+        <w:tc>
+          <w:tcPr>
+            <w:tcW w:type="dxa" w:w="2975"/>
+          </w:tcPr>
+          <w:p>
+            <w:pPr>
+              <w:pStyle w:val="RISTableText"/>
+            </w:pPr>
+            <w:r>
+              <w:t>InfluxDB and Grafana</w:t>
+            </w:r>
+          </w:p>
+        </w:tc>
+        <w:tc>
+          <w:tcPr>
+            <w:tcW w:type="dxa" w:w="2014"/>
+          </w:tcPr>
+          <w:p/>
+          <w:p>
+            <w:pPr>
+              <w:keepNext w:val="0"/>
+              <w:spacing w:after="0"/>
+              <w:jc w:val="left"/>
+            </w:pPr>
+            <w:r>
+              <w:drawing>
+                <wp:inline xmlns:a="http://schemas.openxmlformats.org/drawingml/2006/main" xmlns:pic="http://schemas.openxmlformats.org/drawingml/2006/picture">
+                  <wp:extent cx="1152000" cy="51810"/>
+                  <wp:docPr id="14" name="Picture 14" descr="InfluxDB and Grafana: 3 of 5 (self-assessed)" title="InfluxDB and Grafana"/>
+                  <wp:cNvGraphicFramePr>
+                    <a:graphicFrameLocks noChangeAspect="1"/>
+                  </wp:cNvGraphicFramePr>
+                  <a:graphic>
+                    <a:graphicData uri="http://schemas.openxmlformats.org/drawingml/2006/picture">
+                      <pic:pic>
+                        <pic:nvPicPr>
+                          <pic:cNvPr id="0" name="image.png"/>
+                          <pic:cNvPicPr/>
+                        </pic:nvPicPr>
+                        <pic:blipFill>
+                          <a:blip r:embed="rId17"/>
+                          <a:stretch>
+                            <a:fillRect/>
+                          </a:stretch>
+                        </pic:blipFill>
+                        <pic:spPr>
+                          <a:xfrm>
+                            <a:off x="0" y="0"/>
+                            <a:ext cx="1152000" cy="51810"/>
+                          </a:xfrm>
+                          <a:prstGeom prst="rect"/>
+                        </pic:spPr>
+                      </pic:pic>
+                    </a:graphicData>
+                  </a:graphic>
+                </wp:inline>
+              </w:drawing>
+            </w:r>
+          </w:p>
+        </w:tc>
+      </w:tr>
+    </w:tbl>
+    <w:p>
+      <w:pPr>
+        <w:spacing w:before="0" w:after="0" w:lineRule="exact" w:line="40"/>
+      </w:pPr>
+    </w:p>
+    <w:p>
+      <w:pPr>
+        <w:spacing w:before="0" w:after="0" w:lineRule="exact" w:line="40"/>
+      </w:pPr>
+      <w:r>
+        <w:rPr>
+          <w:sz w:val="2"/>
+        </w:rPr>
+      </w:r>
+    </w:p>
+    <w:p>
+      <w:pPr>
+        <w:pStyle w:val="RISBarLabel"/>
+      </w:pPr>
+      <w:r>
+        <w:rPr>
+          <w:color w:val="1F3A68"/>
+        </w:rPr>
         <w:t>Computer vision</w:t>
       </w:r>
     </w:p>
@@ -3122,7 +3754,7 @@
               <w:drawing>
                 <wp:inline xmlns:a="http://schemas.openxmlformats.org/drawingml/2006/main" xmlns:pic="http://schemas.openxmlformats.org/drawingml/2006/picture">
                   <wp:extent cx="1152000" cy="51810"/>
-                  <wp:docPr id="9" name="Picture 9" descr="Image super-resolution: 4 of 5 (self-assessed)" title="Image super-resolution"/>
+                  <wp:docPr id="15" name="Picture 15" descr="Image super-resolution: 4 of 5 (self-assessed)" title="Image super-resolution"/>
                   <wp:cNvGraphicFramePr>
                     <a:graphicFrameLocks noChangeAspect="1"/>
                   </wp:cNvGraphicFramePr>
@@ -3182,7 +3814,7 @@
               <w:drawing>
                 <wp:inline xmlns:a="http://schemas.openxmlformats.org/drawingml/2006/main" xmlns:pic="http://schemas.openxmlformats.org/drawingml/2006/picture">
                   <wp:extent cx="1152000" cy="51810"/>
-                  <wp:docPr id="10" name="Picture 10" descr="Object detection: 3 of 5 (self-assessed)" title="Object detection"/>
+                  <wp:docPr id="16" name="Picture 16" descr="Object detection: 3 of 5 (self-assessed)" title="Object detection"/>
                   <wp:cNvGraphicFramePr>
                     <a:graphicFrameLocks noChangeAspect="1"/>
                   </wp:cNvGraphicFramePr>
@@ -3239,7 +3871,7 @@
         <w:rPr>
           <w:color w:val="1F3A68"/>
         </w:rPr>
-        <w:t>Drones &amp; UAV systems</w:t>
+        <w:t>GPU computing</w:t>
       </w:r>
     </w:p>
     <w:tbl>
@@ -3280,7 +3912,7 @@
               <w:pStyle w:val="RISTableText"/>
             </w:pPr>
             <w:r>
-              <w:t>UAV payload integration</w:t>
+              <w:t>CUDA / GPU computing</w:t>
             </w:r>
           </w:p>
         </w:tc>
@@ -3299,7 +3931,7 @@
               <w:drawing>
                 <wp:inline xmlns:a="http://schemas.openxmlformats.org/drawingml/2006/main" xmlns:pic="http://schemas.openxmlformats.org/drawingml/2006/picture">
                   <wp:extent cx="1152000" cy="51810"/>
-                  <wp:docPr id="11" name="Picture 11" descr="UAV payload integration: 3 of 5 (self-assessed)" title="UAV payload integration"/>
+                  <wp:docPr id="17" name="Picture 17" descr="CUDA / GPU computing: 2 of 5 (self-assessed)" title="CUDA / GPU computing"/>
                   <wp:cNvGraphicFramePr>
                     <a:graphicFrameLocks noChangeAspect="1"/>
                   </wp:cNvGraphicFramePr>
@@ -3311,7 +3943,7 @@
                           <pic:cNvPicPr/>
                         </pic:nvPicPr>
                         <pic:blipFill>
-                          <a:blip r:embed="rId17"/>
+                          <a:blip r:embed="rId18"/>
                           <a:stretch>
                             <a:fillRect/>
                           </a:stretch>
@@ -3351,638 +3983,6 @@
               <w:pStyle w:val="RISTableText"/>
             </w:pPr>
             <w:r/>
-          </w:p>
-        </w:tc>
-      </w:tr>
-    </w:tbl>
-    <w:p>
-      <w:pPr>
-        <w:spacing w:before="0" w:after="0" w:lineRule="exact" w:line="40"/>
-      </w:pPr>
-    </w:p>
-    <w:p>
-      <w:pPr>
-        <w:spacing w:before="0" w:after="0" w:lineRule="exact" w:line="40"/>
-      </w:pPr>
-      <w:r>
-        <w:rPr>
-          <w:sz w:val="2"/>
-        </w:rPr>
-      </w:r>
-    </w:p>
-    <w:p>
-      <w:pPr>
-        <w:pStyle w:val="RISBarLabel"/>
-      </w:pPr>
-      <w:r>
-        <w:rPr>
-          <w:color w:val="1F3A68"/>
-        </w:rPr>
-        <w:t>Edge AI</w:t>
-      </w:r>
-    </w:p>
-    <w:tbl>
-      <w:tblPr>
-        <w:tblW w:type="dxa" w:w="9978"/>
-        <w:jc w:val="left"/>
-        <w:tblLayout w:type="fixed"/>
-        <w:tblLook w:firstColumn="1" w:firstRow="1" w:lastColumn="0" w:lastRow="0" w:noHBand="0" w:noVBand="1" w:val="04A0"/>
-        <w:tblLayout w:type="fixed"/>
-        <w:tblBorders>
-          <w:top w:val="nil"/>
-          <w:left w:val="nil"/>
-          <w:bottom w:val="nil"/>
-          <w:right w:val="nil"/>
-          <w:insideH w:val="nil"/>
-          <w:insideV w:val="nil"/>
-        </w:tblBorders>
-        <w:tblCellMar>
-          <w:top w:w="19" w:type="dxa"/>
-          <w:left w:w="32" w:type="dxa"/>
-          <w:bottom w:w="19" w:type="dxa"/>
-          <w:right w:w="32" w:type="dxa"/>
-        </w:tblCellMar>
-      </w:tblPr>
-      <w:tblGrid>
-        <w:gridCol w:w="2975"/>
-        <w:gridCol w:w="2014"/>
-        <w:gridCol w:w="2975"/>
-        <w:gridCol w:w="2014"/>
-      </w:tblGrid>
-      <w:tr>
-        <w:tc>
-          <w:tcPr>
-            <w:tcW w:type="dxa" w:w="2975"/>
-          </w:tcPr>
-          <w:p>
-            <w:pPr>
-              <w:pStyle w:val="RISTableText"/>
-            </w:pPr>
-            <w:r>
-              <w:t>NVIDIA Jetson deployment</w:t>
-            </w:r>
-          </w:p>
-        </w:tc>
-        <w:tc>
-          <w:tcPr>
-            <w:tcW w:type="dxa" w:w="2014"/>
-          </w:tcPr>
-          <w:p/>
-          <w:p>
-            <w:pPr>
-              <w:keepNext w:val="0"/>
-              <w:spacing w:after="0"/>
-              <w:jc w:val="left"/>
-            </w:pPr>
-            <w:r>
-              <w:drawing>
-                <wp:inline xmlns:a="http://schemas.openxmlformats.org/drawingml/2006/main" xmlns:pic="http://schemas.openxmlformats.org/drawingml/2006/picture">
-                  <wp:extent cx="1152000" cy="51810"/>
-                  <wp:docPr id="12" name="Picture 12" descr="NVIDIA Jetson deployment: 4 of 5 (self-assessed)" title="NVIDIA Jetson deployment"/>
-                  <wp:cNvGraphicFramePr>
-                    <a:graphicFrameLocks noChangeAspect="1"/>
-                  </wp:cNvGraphicFramePr>
-                  <a:graphic>
-                    <a:graphicData uri="http://schemas.openxmlformats.org/drawingml/2006/picture">
-                      <pic:pic>
-                        <pic:nvPicPr>
-                          <pic:cNvPr id="0" name="image.png"/>
-                          <pic:cNvPicPr/>
-                        </pic:nvPicPr>
-                        <pic:blipFill>
-                          <a:blip r:embed="rId16"/>
-                          <a:stretch>
-                            <a:fillRect/>
-                          </a:stretch>
-                        </pic:blipFill>
-                        <pic:spPr>
-                          <a:xfrm>
-                            <a:off x="0" y="0"/>
-                            <a:ext cx="1152000" cy="51810"/>
-                          </a:xfrm>
-                          <a:prstGeom prst="rect"/>
-                        </pic:spPr>
-                      </pic:pic>
-                    </a:graphicData>
-                  </a:graphic>
-                </wp:inline>
-              </w:drawing>
-            </w:r>
-          </w:p>
-        </w:tc>
-        <w:tc>
-          <w:tcPr>
-            <w:tcW w:type="dxa" w:w="2975"/>
-          </w:tcPr>
-          <w:p>
-            <w:pPr>
-              <w:pStyle w:val="RISTableText"/>
-            </w:pPr>
-            <w:r/>
-          </w:p>
-        </w:tc>
-        <w:tc>
-          <w:tcPr>
-            <w:tcW w:type="dxa" w:w="2014"/>
-          </w:tcPr>
-          <w:p>
-            <w:pPr>
-              <w:pStyle w:val="RISTableText"/>
-            </w:pPr>
-            <w:r/>
-          </w:p>
-        </w:tc>
-      </w:tr>
-    </w:tbl>
-    <w:p>
-      <w:pPr>
-        <w:spacing w:before="0" w:after="0" w:lineRule="exact" w:line="40"/>
-      </w:pPr>
-    </w:p>
-    <w:p>
-      <w:pPr>
-        <w:spacing w:before="0" w:after="0" w:lineRule="exact" w:line="40"/>
-      </w:pPr>
-      <w:r>
-        <w:rPr>
-          <w:sz w:val="2"/>
-        </w:rPr>
-      </w:r>
-    </w:p>
-    <w:p>
-      <w:pPr>
-        <w:pStyle w:val="RISBarLabel"/>
-      </w:pPr>
-      <w:r>
-        <w:rPr>
-          <w:color w:val="1F3A68"/>
-        </w:rPr>
-        <w:t>AI / machine learning</w:t>
-      </w:r>
-    </w:p>
-    <w:tbl>
-      <w:tblPr>
-        <w:tblW w:type="dxa" w:w="9978"/>
-        <w:jc w:val="left"/>
-        <w:tblLayout w:type="fixed"/>
-        <w:tblLook w:firstColumn="1" w:firstRow="1" w:lastColumn="0" w:lastRow="0" w:noHBand="0" w:noVBand="1" w:val="04A0"/>
-        <w:tblLayout w:type="fixed"/>
-        <w:tblBorders>
-          <w:top w:val="nil"/>
-          <w:left w:val="nil"/>
-          <w:bottom w:val="nil"/>
-          <w:right w:val="nil"/>
-          <w:insideH w:val="nil"/>
-          <w:insideV w:val="nil"/>
-        </w:tblBorders>
-        <w:tblCellMar>
-          <w:top w:w="19" w:type="dxa"/>
-          <w:left w:w="32" w:type="dxa"/>
-          <w:bottom w:w="19" w:type="dxa"/>
-          <w:right w:w="32" w:type="dxa"/>
-        </w:tblCellMar>
-      </w:tblPr>
-      <w:tblGrid>
-        <w:gridCol w:w="2975"/>
-        <w:gridCol w:w="2014"/>
-        <w:gridCol w:w="2975"/>
-        <w:gridCol w:w="2014"/>
-      </w:tblGrid>
-      <w:tr>
-        <w:tc>
-          <w:tcPr>
-            <w:tcW w:type="dxa" w:w="2975"/>
-          </w:tcPr>
-          <w:p>
-            <w:pPr>
-              <w:pStyle w:val="RISTableText"/>
-            </w:pPr>
-            <w:r>
-              <w:t>Deep learning</w:t>
-            </w:r>
-          </w:p>
-        </w:tc>
-        <w:tc>
-          <w:tcPr>
-            <w:tcW w:type="dxa" w:w="2014"/>
-          </w:tcPr>
-          <w:p/>
-          <w:p>
-            <w:pPr>
-              <w:keepNext w:val="0"/>
-              <w:spacing w:after="0"/>
-              <w:jc w:val="left"/>
-            </w:pPr>
-            <w:r>
-              <w:drawing>
-                <wp:inline xmlns:a="http://schemas.openxmlformats.org/drawingml/2006/main" xmlns:pic="http://schemas.openxmlformats.org/drawingml/2006/picture">
-                  <wp:extent cx="1152000" cy="51810"/>
-                  <wp:docPr id="13" name="Picture 13" descr="Deep learning: 4 of 5 (self-assessed)" title="Deep learning"/>
-                  <wp:cNvGraphicFramePr>
-                    <a:graphicFrameLocks noChangeAspect="1"/>
-                  </wp:cNvGraphicFramePr>
-                  <a:graphic>
-                    <a:graphicData uri="http://schemas.openxmlformats.org/drawingml/2006/picture">
-                      <pic:pic>
-                        <pic:nvPicPr>
-                          <pic:cNvPr id="0" name="image.png"/>
-                          <pic:cNvPicPr/>
-                        </pic:nvPicPr>
-                        <pic:blipFill>
-                          <a:blip r:embed="rId16"/>
-                          <a:stretch>
-                            <a:fillRect/>
-                          </a:stretch>
-                        </pic:blipFill>
-                        <pic:spPr>
-                          <a:xfrm>
-                            <a:off x="0" y="0"/>
-                            <a:ext cx="1152000" cy="51810"/>
-                          </a:xfrm>
-                          <a:prstGeom prst="rect"/>
-                        </pic:spPr>
-                      </pic:pic>
-                    </a:graphicData>
-                  </a:graphic>
-                </wp:inline>
-              </w:drawing>
-            </w:r>
-          </w:p>
-        </w:tc>
-        <w:tc>
-          <w:tcPr>
-            <w:tcW w:type="dxa" w:w="2975"/>
-          </w:tcPr>
-          <w:p>
-            <w:pPr>
-              <w:pStyle w:val="RISTableText"/>
-            </w:pPr>
-            <w:r>
-              <w:t>PyTorch</w:t>
-            </w:r>
-          </w:p>
-        </w:tc>
-        <w:tc>
-          <w:tcPr>
-            <w:tcW w:type="dxa" w:w="2014"/>
-          </w:tcPr>
-          <w:p/>
-          <w:p>
-            <w:pPr>
-              <w:keepNext w:val="0"/>
-              <w:spacing w:after="0"/>
-              <w:jc w:val="left"/>
-            </w:pPr>
-            <w:r>
-              <w:drawing>
-                <wp:inline xmlns:a="http://schemas.openxmlformats.org/drawingml/2006/main" xmlns:pic="http://schemas.openxmlformats.org/drawingml/2006/picture">
-                  <wp:extent cx="1152000" cy="51810"/>
-                  <wp:docPr id="14" name="Picture 14" descr="PyTorch: 4 of 5 (self-assessed)" title="PyTorch"/>
-                  <wp:cNvGraphicFramePr>
-                    <a:graphicFrameLocks noChangeAspect="1"/>
-                  </wp:cNvGraphicFramePr>
-                  <a:graphic>
-                    <a:graphicData uri="http://schemas.openxmlformats.org/drawingml/2006/picture">
-                      <pic:pic>
-                        <pic:nvPicPr>
-                          <pic:cNvPr id="0" name="image.png"/>
-                          <pic:cNvPicPr/>
-                        </pic:nvPicPr>
-                        <pic:blipFill>
-                          <a:blip r:embed="rId16"/>
-                          <a:stretch>
-                            <a:fillRect/>
-                          </a:stretch>
-                        </pic:blipFill>
-                        <pic:spPr>
-                          <a:xfrm>
-                            <a:off x="0" y="0"/>
-                            <a:ext cx="1152000" cy="51810"/>
-                          </a:xfrm>
-                          <a:prstGeom prst="rect"/>
-                        </pic:spPr>
-                      </pic:pic>
-                    </a:graphicData>
-                  </a:graphic>
-                </wp:inline>
-              </w:drawing>
-            </w:r>
-          </w:p>
-        </w:tc>
-      </w:tr>
-    </w:tbl>
-    <w:p>
-      <w:pPr>
-        <w:spacing w:before="0" w:after="0" w:lineRule="exact" w:line="40"/>
-      </w:pPr>
-    </w:p>
-    <w:p>
-      <w:pPr>
-        <w:spacing w:before="0" w:after="0" w:lineRule="exact" w:line="40"/>
-      </w:pPr>
-      <w:r>
-        <w:rPr>
-          <w:sz w:val="2"/>
-        </w:rPr>
-      </w:r>
-    </w:p>
-    <w:p>
-      <w:pPr>
-        <w:pStyle w:val="RISBarLabel"/>
-      </w:pPr>
-      <w:r>
-        <w:rPr>
-          <w:color w:val="1F3A68"/>
-        </w:rPr>
-        <w:t>Procurement &amp; administration</w:t>
-      </w:r>
-    </w:p>
-    <w:tbl>
-      <w:tblPr>
-        <w:tblW w:type="dxa" w:w="9978"/>
-        <w:jc w:val="left"/>
-        <w:tblLayout w:type="fixed"/>
-        <w:tblLook w:firstColumn="1" w:firstRow="1" w:lastColumn="0" w:lastRow="0" w:noHBand="0" w:noVBand="1" w:val="04A0"/>
-        <w:tblLayout w:type="fixed"/>
-        <w:tblBorders>
-          <w:top w:val="nil"/>
-          <w:left w:val="nil"/>
-          <w:bottom w:val="nil"/>
-          <w:right w:val="nil"/>
-          <w:insideH w:val="nil"/>
-          <w:insideV w:val="nil"/>
-        </w:tblBorders>
-        <w:tblCellMar>
-          <w:top w:w="19" w:type="dxa"/>
-          <w:left w:w="32" w:type="dxa"/>
-          <w:bottom w:w="19" w:type="dxa"/>
-          <w:right w:w="32" w:type="dxa"/>
-        </w:tblCellMar>
-      </w:tblPr>
-      <w:tblGrid>
-        <w:gridCol w:w="2975"/>
-        <w:gridCol w:w="2014"/>
-        <w:gridCol w:w="2975"/>
-        <w:gridCol w:w="2014"/>
-      </w:tblGrid>
-      <w:tr>
-        <w:tc>
-          <w:tcPr>
-            <w:tcW w:type="dxa" w:w="2975"/>
-          </w:tcPr>
-          <w:p>
-            <w:pPr>
-              <w:pStyle w:val="RISTableText"/>
-            </w:pPr>
-            <w:r>
-              <w:t>Technical procurement (GeM, GFR)</w:t>
-            </w:r>
-          </w:p>
-        </w:tc>
-        <w:tc>
-          <w:tcPr>
-            <w:tcW w:type="dxa" w:w="2014"/>
-          </w:tcPr>
-          <w:p/>
-          <w:p>
-            <w:pPr>
-              <w:keepNext w:val="0"/>
-              <w:spacing w:after="0"/>
-              <w:jc w:val="left"/>
-            </w:pPr>
-            <w:r>
-              <w:drawing>
-                <wp:inline xmlns:a="http://schemas.openxmlformats.org/drawingml/2006/main" xmlns:pic="http://schemas.openxmlformats.org/drawingml/2006/picture">
-                  <wp:extent cx="1152000" cy="51810"/>
-                  <wp:docPr id="15" name="Picture 15" descr="Technical procurement (GeM, GFR): 3 of 5 (self-assessed)" title="Technical procurement (GeM, GFR)"/>
-                  <wp:cNvGraphicFramePr>
-                    <a:graphicFrameLocks noChangeAspect="1"/>
-                  </wp:cNvGraphicFramePr>
-                  <a:graphic>
-                    <a:graphicData uri="http://schemas.openxmlformats.org/drawingml/2006/picture">
-                      <pic:pic>
-                        <pic:nvPicPr>
-                          <pic:cNvPr id="0" name="image.png"/>
-                          <pic:cNvPicPr/>
-                        </pic:nvPicPr>
-                        <pic:blipFill>
-                          <a:blip r:embed="rId17"/>
-                          <a:stretch>
-                            <a:fillRect/>
-                          </a:stretch>
-                        </pic:blipFill>
-                        <pic:spPr>
-                          <a:xfrm>
-                            <a:off x="0" y="0"/>
-                            <a:ext cx="1152000" cy="51810"/>
-                          </a:xfrm>
-                          <a:prstGeom prst="rect"/>
-                        </pic:spPr>
-                      </pic:pic>
-                    </a:graphicData>
-                  </a:graphic>
-                </wp:inline>
-              </w:drawing>
-            </w:r>
-          </w:p>
-        </w:tc>
-        <w:tc>
-          <w:tcPr>
-            <w:tcW w:type="dxa" w:w="2975"/>
-          </w:tcPr>
-          <w:p>
-            <w:pPr>
-              <w:pStyle w:val="RISTableText"/>
-            </w:pPr>
-            <w:r/>
-          </w:p>
-        </w:tc>
-        <w:tc>
-          <w:tcPr>
-            <w:tcW w:type="dxa" w:w="2014"/>
-          </w:tcPr>
-          <w:p>
-            <w:pPr>
-              <w:pStyle w:val="RISTableText"/>
-            </w:pPr>
-            <w:r/>
-          </w:p>
-        </w:tc>
-      </w:tr>
-    </w:tbl>
-    <w:p>
-      <w:pPr>
-        <w:spacing w:before="0" w:after="0" w:lineRule="exact" w:line="40"/>
-      </w:pPr>
-    </w:p>
-    <w:p>
-      <w:pPr>
-        <w:spacing w:before="0" w:after="0" w:lineRule="exact" w:line="40"/>
-      </w:pPr>
-      <w:r>
-        <w:rPr>
-          <w:sz w:val="2"/>
-        </w:rPr>
-      </w:r>
-    </w:p>
-    <w:p>
-      <w:pPr>
-        <w:pStyle w:val="RISBarLabel"/>
-      </w:pPr>
-      <w:r>
-        <w:rPr>
-          <w:color w:val="1F3A68"/>
-        </w:rPr>
-        <w:t>IoT</w:t>
-      </w:r>
-    </w:p>
-    <w:tbl>
-      <w:tblPr>
-        <w:tblW w:type="dxa" w:w="9978"/>
-        <w:jc w:val="left"/>
-        <w:tblLayout w:type="fixed"/>
-        <w:tblLook w:firstColumn="1" w:firstRow="1" w:lastColumn="0" w:lastRow="0" w:noHBand="0" w:noVBand="1" w:val="04A0"/>
-        <w:tblLayout w:type="fixed"/>
-        <w:tblBorders>
-          <w:top w:val="nil"/>
-          <w:left w:val="nil"/>
-          <w:bottom w:val="nil"/>
-          <w:right w:val="nil"/>
-          <w:insideH w:val="nil"/>
-          <w:insideV w:val="nil"/>
-        </w:tblBorders>
-        <w:tblCellMar>
-          <w:top w:w="19" w:type="dxa"/>
-          <w:left w:w="32" w:type="dxa"/>
-          <w:bottom w:w="19" w:type="dxa"/>
-          <w:right w:w="32" w:type="dxa"/>
-        </w:tblCellMar>
-      </w:tblPr>
-      <w:tblGrid>
-        <w:gridCol w:w="2975"/>
-        <w:gridCol w:w="2014"/>
-        <w:gridCol w:w="2975"/>
-        <w:gridCol w:w="2014"/>
-      </w:tblGrid>
-      <w:tr>
-        <w:tc>
-          <w:tcPr>
-            <w:tcW w:type="dxa" w:w="2975"/>
-          </w:tcPr>
-          <w:p>
-            <w:pPr>
-              <w:pStyle w:val="RISTableText"/>
-            </w:pPr>
-            <w:r>
-              <w:t>MQTT and Node-RED</w:t>
-            </w:r>
-          </w:p>
-        </w:tc>
-        <w:tc>
-          <w:tcPr>
-            <w:tcW w:type="dxa" w:w="2014"/>
-          </w:tcPr>
-          <w:p/>
-          <w:p>
-            <w:pPr>
-              <w:keepNext w:val="0"/>
-              <w:spacing w:after="0"/>
-              <w:jc w:val="left"/>
-            </w:pPr>
-            <w:r>
-              <w:drawing>
-                <wp:inline xmlns:a="http://schemas.openxmlformats.org/drawingml/2006/main" xmlns:pic="http://schemas.openxmlformats.org/drawingml/2006/picture">
-                  <wp:extent cx="1152000" cy="51810"/>
-                  <wp:docPr id="16" name="Picture 16" descr="MQTT and Node-RED: 4 of 5 (self-assessed)" title="MQTT and Node-RED"/>
-                  <wp:cNvGraphicFramePr>
-                    <a:graphicFrameLocks noChangeAspect="1"/>
-                  </wp:cNvGraphicFramePr>
-                  <a:graphic>
-                    <a:graphicData uri="http://schemas.openxmlformats.org/drawingml/2006/picture">
-                      <pic:pic>
-                        <pic:nvPicPr>
-                          <pic:cNvPr id="0" name="image.png"/>
-                          <pic:cNvPicPr/>
-                        </pic:nvPicPr>
-                        <pic:blipFill>
-                          <a:blip r:embed="rId16"/>
-                          <a:stretch>
-                            <a:fillRect/>
-                          </a:stretch>
-                        </pic:blipFill>
-                        <pic:spPr>
-                          <a:xfrm>
-                            <a:off x="0" y="0"/>
-                            <a:ext cx="1152000" cy="51810"/>
-                          </a:xfrm>
-                          <a:prstGeom prst="rect"/>
-                        </pic:spPr>
-                      </pic:pic>
-                    </a:graphicData>
-                  </a:graphic>
-                </wp:inline>
-              </w:drawing>
-            </w:r>
-          </w:p>
-        </w:tc>
-        <w:tc>
-          <w:tcPr>
-            <w:tcW w:type="dxa" w:w="2975"/>
-          </w:tcPr>
-          <w:p>
-            <w:pPr>
-              <w:pStyle w:val="RISTableText"/>
-            </w:pPr>
-            <w:r>
-              <w:t>InfluxDB and Grafana</w:t>
-            </w:r>
-          </w:p>
-        </w:tc>
-        <w:tc>
-          <w:tcPr>
-            <w:tcW w:type="dxa" w:w="2014"/>
-          </w:tcPr>
-          <w:p/>
-          <w:p>
-            <w:pPr>
-              <w:keepNext w:val="0"/>
-              <w:spacing w:after="0"/>
-              <w:jc w:val="left"/>
-            </w:pPr>
-            <w:r>
-              <w:drawing>
-                <wp:inline xmlns:a="http://schemas.openxmlformats.org/drawingml/2006/main" xmlns:pic="http://schemas.openxmlformats.org/drawingml/2006/picture">
-                  <wp:extent cx="1152000" cy="51810"/>
-                  <wp:docPr id="17" name="Picture 17" descr="InfluxDB and Grafana: 3 of 5 (self-assessed)" title="InfluxDB and Grafana"/>
-                  <wp:cNvGraphicFramePr>
-                    <a:graphicFrameLocks noChangeAspect="1"/>
-                  </wp:cNvGraphicFramePr>
-                  <a:graphic>
-                    <a:graphicData uri="http://schemas.openxmlformats.org/drawingml/2006/picture">
-                      <pic:pic>
-                        <pic:nvPicPr>
-                          <pic:cNvPr id="0" name="image.png"/>
-                          <pic:cNvPicPr/>
-                        </pic:nvPicPr>
-                        <pic:blipFill>
-                          <a:blip r:embed="rId17"/>
-                          <a:stretch>
-                            <a:fillRect/>
-                          </a:stretch>
-                        </pic:blipFill>
-                        <pic:spPr>
-                          <a:xfrm>
-                            <a:off x="0" y="0"/>
-                            <a:ext cx="1152000" cy="51810"/>
-                          </a:xfrm>
-                          <a:prstGeom prst="rect"/>
-                        </pic:spPr>
-                      </pic:pic>
-                    </a:graphicData>
-                  </a:graphic>
-                </wp:inline>
-              </w:drawing>
-            </w:r>
           </w:p>
         </w:tc>
       </w:tr>
@@ -4503,7 +4503,7 @@
         <w:rPr>
           <w:color w:val="1F3A68"/>
         </w:rPr>
-        <w:t>GPU computing</w:t>
+        <w:t>Procurement &amp; administration</w:t>
       </w:r>
     </w:p>
     <w:tbl>
@@ -4544,7 +4544,7 @@
               <w:pStyle w:val="RISTableText"/>
             </w:pPr>
             <w:r>
-              <w:t>CUDA / GPU computing</w:t>
+              <w:t>Technical procurement (GeM, GFR)</w:t>
             </w:r>
           </w:p>
         </w:tc>
@@ -4563,7 +4563,7 @@
               <w:drawing>
                 <wp:inline xmlns:a="http://schemas.openxmlformats.org/drawingml/2006/main" xmlns:pic="http://schemas.openxmlformats.org/drawingml/2006/picture">
                   <wp:extent cx="1152000" cy="51810"/>
-                  <wp:docPr id="23" name="Picture 23" descr="CUDA / GPU computing: 2 of 5 (self-assessed)" title="CUDA / GPU computing"/>
+                  <wp:docPr id="23" name="Picture 23" descr="Technical procurement (GeM, GFR): 3 of 5 (self-assessed)" title="Technical procurement (GeM, GFR)"/>
                   <wp:cNvGraphicFramePr>
                     <a:graphicFrameLocks noChangeAspect="1"/>
                   </wp:cNvGraphicFramePr>
@@ -4575,7 +4575,7 @@
                           <pic:cNvPicPr/>
                         </pic:nvPicPr>
                         <pic:blipFill>
-                          <a:blip r:embed="rId18"/>
+                          <a:blip r:embed="rId17"/>
                           <a:stretch>
                             <a:fillRect/>
                           </a:stretch>
